--- a/worksheets/MS_L13_PixelStudio_Worksheet.docx
+++ b/worksheets/MS_L13_PixelStudio_Worksheet.docx
@@ -540,7 +540,7 @@
                 <w:sz w:val="21"/>
                 <w:szCs w:val="21"/>
               </w:rPr>
-              <w:t xml:space="preserve">How does a computer store graphics, and what are the implications for image size and resolution?</w:t>
+              <w:t xml:space="preserve">Zoom right into a photo on your phone until it goes blocky. What are you actually looking at, and what is stored for each square?</w:t>
             </w:r>
           </w:p>
           <w:tbl>
@@ -5620,7 +5620,7 @@
                 <w:sz w:val="21"/>
                 <w:szCs w:val="21"/>
               </w:rPr>
-              <w:t xml:space="preserve">a)  State what is meant by the term metadata and give two examples.  </w:t>
+              <w:t xml:space="preserve">a)  Describe what metadata is, and give two examples stored with a photo.  </w:t>
             </w:r>
             <w:r>
               <w:rPr>
@@ -5772,7 +5772,7 @@
                 <w:sz w:val="21"/>
                 <w:szCs w:val="21"/>
               </w:rPr>
-              <w:t xml:space="preserve">b)  An image is 300 × 200 pixels with a colour depth of 8 bits. Calculate the file size in kilobytes.  </w:t>
+              <w:t xml:space="preserve">b)  An image is 320 × 240 pixels with a colour depth of 4 bits. Calculate the file size in kilobytes, showing your working.  </w:t>
             </w:r>
             <w:r>
               <w:rPr>
@@ -5781,7 +5781,7 @@
                 <w:sz w:val="21"/>
                 <w:szCs w:val="21"/>
               </w:rPr>
-              <w:t xml:space="preserve">[3]</w:t>
+              <w:t xml:space="preserve">[4]</w:t>
             </w:r>
           </w:p>
           <w:tbl>
@@ -5947,6 +5947,43 @@
                 </w:p>
               </w:tc>
             </w:tr>
+            <w:tr>
+              <w:trPr>
+                <w:cantSplit/>
+                <w:trHeight w:val="460" w:hRule="exact"/>
+              </w:trPr>
+              <w:tc>
+                <w:tcPr>
+                  <w:tcW w:type="dxa" w:w="10026"/>
+                  <w:tcBorders>
+                    <w:top w:val="none" w:color="FFFFFF" w:sz="0"/>
+                    <w:left w:val="none" w:color="FFFFFF" w:sz="0"/>
+                    <w:bottom w:val="dotted" w:color="9AA8BC" w:sz="6"/>
+                    <w:right w:val="none" w:color="FFFFFF" w:sz="0"/>
+                  </w:tcBorders>
+                  <w:tcMar>
+                    <w:left w:type="dxa" w:w="0"/>
+                    <w:bottom w:type="dxa" w:w="20"/>
+                    <w:right w:type="dxa" w:w="0"/>
+                  </w:tcMar>
+                  <w:vAlign w:val="bottom"/>
+                </w:tcPr>
+                <w:p>
+                  <w:pPr>
+                    <w:spacing w:after="0" w:before="0"/>
+                  </w:pPr>
+                  <w:r>
+                    <w:rPr>
+                      <w:rFonts w:ascii="Arial" w:cs="Arial" w:eastAsia="Arial" w:hAnsi="Arial"/>
+                      <w:color w:val="5A6B85"/>
+                      <w:sz w:val="21"/>
+                      <w:szCs w:val="21"/>
+                    </w:rPr>
+                    <w:t xml:space="preserve"/>
+                  </w:r>
+                </w:p>
+              </w:tc>
+            </w:tr>
           </w:tbl>
           <w:p>
             <w:pPr>
@@ -5961,7 +5998,7 @@
                 <w:sz w:val="21"/>
                 <w:szCs w:val="21"/>
               </w:rPr>
-              <w:t xml:space="preserve">c)  Explain the effect of increasing the colour depth of an image.  </w:t>
+              <w:t xml:space="preserve">c)  Explain what happens to the quality and the file size when colour depth is increased.  </w:t>
             </w:r>
             <w:r>
               <w:rPr>
@@ -5970,7 +6007,7 @@
                 <w:sz w:val="21"/>
                 <w:szCs w:val="21"/>
               </w:rPr>
-              <w:t xml:space="preserve">[2]</w:t>
+              <w:t xml:space="preserve">[3]</w:t>
             </w:r>
           </w:p>
           <w:tbl>
@@ -5988,6 +6025,43 @@
             <w:tblGrid>
               <w:gridCol w:w="10026"/>
             </w:tblGrid>
+            <w:tr>
+              <w:trPr>
+                <w:cantSplit/>
+                <w:trHeight w:val="460" w:hRule="exact"/>
+              </w:trPr>
+              <w:tc>
+                <w:tcPr>
+                  <w:tcW w:type="dxa" w:w="10026"/>
+                  <w:tcBorders>
+                    <w:top w:val="none" w:color="FFFFFF" w:sz="0"/>
+                    <w:left w:val="none" w:color="FFFFFF" w:sz="0"/>
+                    <w:bottom w:val="dotted" w:color="9AA8BC" w:sz="6"/>
+                    <w:right w:val="none" w:color="FFFFFF" w:sz="0"/>
+                  </w:tcBorders>
+                  <w:tcMar>
+                    <w:left w:type="dxa" w:w="0"/>
+                    <w:bottom w:type="dxa" w:w="20"/>
+                    <w:right w:type="dxa" w:w="0"/>
+                  </w:tcMar>
+                  <w:vAlign w:val="bottom"/>
+                </w:tcPr>
+                <w:p>
+                  <w:pPr>
+                    <w:spacing w:after="0" w:before="0"/>
+                  </w:pPr>
+                  <w:r>
+                    <w:rPr>
+                      <w:rFonts w:ascii="Arial" w:cs="Arial" w:eastAsia="Arial" w:hAnsi="Arial"/>
+                      <w:color w:val="5A6B85"/>
+                      <w:sz w:val="21"/>
+                      <w:szCs w:val="21"/>
+                    </w:rPr>
+                    <w:t xml:space="preserve"/>
+                  </w:r>
+                </w:p>
+              </w:tc>
+            </w:tr>
             <w:tr>
               <w:trPr>
                 <w:cantSplit/>
